--- a/arb/docx/57.content.docx
+++ b/arb/docx/57.content.docx
@@ -634,7 +634,23 @@
           <w:cs/>
           <w:lang w:val="ar_AE" w:bidi="ar_AE"/>
         </w:rPr>
-        <w:t xml:space="preserve"> بمعنى شخص يتشارك معه في نفس الإيمان. ترجمة بديلة: "رفيقنا المؤمن" أو "رفيقنا في الإيمان" (انظر: rc://*/ta/man/translate/figs-metaphor)</w:t>
+        <w:t xml:space="preserve"> بمعنى شخص يتشارك معه في نفس الإيمان. ترجمة بديلة: "رفيقنا المؤمن" أو "رفيقنا في الإيمان" (انظر: </w:t>
+      </w:r>
+      <w:r>
+        <w:rPr>
+          <w:rtl/>
+          <w:cs/>
+          <w:lang w:val="ar_AE" w:bidi="ar_AE"/>
+        </w:rPr>
+        <w:t>الاستعارة</w:t>
+      </w:r>
+      <w:r>
+        <w:rPr>
+          <w:rtl/>
+          <w:cs/>
+          <w:lang w:val="ar_AE" w:bidi="ar_AE"/>
+        </w:rPr>
+        <w:t>)</w:t>
       </w:r>
       <w:r>
         <w:rPr>
